--- a/DOCUMENTACION ADICIONAL/PLAN DE ANÁLISIS UC-IRAG.docx
+++ b/DOCUMENTACION ADICIONAL/PLAN DE ANÁLISIS UC-IRAG.docx
@@ -19,7 +19,7 @@
           <w:noProof/>
         </w:rPr>
         <w:drawing>
-          <wp:anchor distT="0" distB="0" distL="114300" distR="114300" simplePos="0" relativeHeight="251660288" behindDoc="0" locked="0" layoutInCell="1" allowOverlap="1" wp14:anchorId="369A7B62" wp14:editId="28B53754">
+          <wp:anchor distT="0" distB="0" distL="114300" distR="114300" simplePos="0" relativeHeight="251660288" behindDoc="0" locked="0" layoutInCell="1" allowOverlap="1" wp14:anchorId="369A7B62" wp14:editId="62B7B667">
             <wp:simplePos x="0" y="0"/>
             <wp:positionH relativeFrom="column">
               <wp:posOffset>3385185</wp:posOffset>
@@ -4430,7 +4430,13 @@
               <w:rPr>
                 <w:rFonts w:ascii="Arial" w:eastAsia="Arial" w:hAnsi="Arial" w:cs="Arial"/>
               </w:rPr>
-              <w:t>Porcentaje  de ingresos a unidad de cuidados intensivos por IRAG e IRAG extendida</w:t>
+              <w:t>Porcentaje de</w:t>
+            </w:r>
+            <w:r>
+              <w:rPr>
+                <w:rFonts w:ascii="Arial" w:eastAsia="Arial" w:hAnsi="Arial" w:cs="Arial"/>
+              </w:rPr>
+              <w:t xml:space="preserve"> ingresos a unidad de cuidados intensivos por IRAG e IRAG extendida</w:t>
             </w:r>
           </w:p>
         </w:tc>
